--- a/data/deliverables/sc_4fb78ab0e72be663/legal_memo.docx
+++ b/data/deliverables/sc_4fb78ab0e72be663/legal_memo.docx
@@ -8,7 +8,7 @@
         <w:jc w:val="center"/>
       </w:pPr>
       <w:r>
-        <w:t>Legal Memorandum — People v. Salazar Resentencing</w:t>
+        <w:t>Memorandum</w:t>
       </w:r>
     </w:p>
     <w:p>
@@ -20,7 +20,7 @@
         <w:tab/>
       </w:r>
       <w:r>
-        <w:t>Supervising Attorney, Appellate Division</w:t>
+        <w:t>Supervising Attorney, Appellate Division, Ventura County Public Defender’s Office</w:t>
       </w:r>
     </w:p>
     <w:p>
@@ -44,7 +44,7 @@
         <w:tab/>
       </w:r>
       <w:r>
-        <w:t>2024-01-15</w:t>
+        <w:t>November 2023</w:t>
       </w:r>
     </w:p>
     <w:p>
@@ -56,7 +56,7 @@
         <w:tab/>
       </w:r>
       <w:r>
-        <w:t>People v. Salazar — Resentencing Analysis Under Senate Bill 567</w:t>
+        <w:t>People v. Salazar (2023) 315 Cal. Rptr. 3d 295 — Analysis of Resentencing Standard Under Senate Bill 567</w:t>
       </w:r>
     </w:p>
     <w:p>
@@ -69,15 +69,7 @@
         <w:pStyle w:val="Heading1"/>
       </w:pPr>
       <w:r>
-        <w:t>MEMORANDUM</w:t>
-      </w:r>
-    </w:p>
-    <w:p>
-      <w:pPr>
-        <w:pStyle w:val="Heading2"/>
-      </w:pPr>
-      <w:r>
-        <w:t>I. Issue Presented</w:t>
+        <w:t>Question Presented</w:t>
       </w:r>
     </w:p>
     <w:p>
@@ -85,15 +77,15 @@
         <w:rPr>
           <w:b w:val="0"/>
         </w:rPr>
-        <w:t>Whether, on remand from the California Supreme Court's decision in People v. Salazar (2023) 315 Cal. Rptr. 3d 295, the sentencing court must apply the lower term presumption created by Senate Bill 567 under Penal Code section 1170, subdivision (b)(6), given that the record contains evidence that a psychological, physical, or childhood trauma contributed to the commission of the offense.</w:t>
+        <w:t>Whether, under the standard articulated in People v. Gutierrez (2014) 58 Cal.4th 1354, the record of sentencing proceedings clearly indicated that the trial court would have imposed the same middle term sentence on defendant Norman Salazar if it had been aware of the new lower-term presumption established by Senate Bill No. 567 (2021–2022 Reg. Sess.) (Stats. 2021, ch. 731) through its amendment of Penal Code section 1170, subdivision (b)(6).</w:t>
       </w:r>
     </w:p>
     <w:p>
       <w:pPr>
-        <w:pStyle w:val="Heading2"/>
+        <w:pStyle w:val="Heading1"/>
       </w:pPr>
       <w:r>
-        <w:t>II. Statutory Framework: Senate Bill 567</w:t>
+        <w:t>Short Answer</w:t>
       </w:r>
     </w:p>
     <w:p>
@@ -101,7 +93,15 @@
         <w:rPr>
           <w:b w:val="0"/>
         </w:rPr>
-        <w:t>Senate Bill 567 (2021-2022 Reg. Sess.) (Stats. 2021, ch. 731) amended Penal Code section 1170 to create a presumption in favor of the lower term sentence. Under the amended statute, the sentencing court 'shall' impose the lower term when certain conditions are met, including when 'a psychological, physical, or childhood trauma' contributed to the offense. (Pen. Code, § 1170, subd. (b)(6) &amp; (A).)</w:t>
+        <w:t>No. The California Supreme Court held that the record does not clearly indicate the sentencing court would have imposed the same sentence if it had been aware of the full scope of its discretionary powers under the current Penal Code section 1170. People v. Salazar (2023) 315 Cal. Rptr. 3d 295. The Court reversed the judgment of the Court of Appeal and remanded the case to the Court of Appeal with instructions to remand to the superior court for resentencing. Id.</w:t>
+      </w:r>
+    </w:p>
+    <w:p>
+      <w:pPr>
+        <w:pStyle w:val="Heading1"/>
+      </w:pPr>
+      <w:r>
+        <w:t>Statement of Facts</w:t>
       </w:r>
     </w:p>
     <w:p>
@@ -109,7 +109,7 @@
         <w:rPr>
           <w:b w:val="0"/>
         </w:rPr>
-        <w:t>The statute provides that the sentencing court may only depart from this lower term presumption if it finds that 'the aggravating circumstances outweigh the mitigating circumstances such that the lower term would be contrary to the interests of justice.' (Pen. Code, § 1170, subd. (b)(6).)</w:t>
+        <w:t>In 2018, Norman Salazar and M.Q. were in a dating relationship. After the relationship ended, M.Q. came to Salazar's motel room. Salazar pulled her inside, punched her in the head, and prevented her from leaving by placing a desk in front of the door. Over the course of approximately 20 hours, Salazar repeatedly punched and sprayed M.Q. with pepper spray and glass cleaner, bit her face, and threatened to kill her. People v. Salazar (2023) 315 Cal. Rptr. 3d 295.</w:t>
       </w:r>
     </w:p>
     <w:p>
@@ -117,7 +117,7 @@
         <w:rPr>
           <w:b w:val="0"/>
         </w:rPr>
-        <w:t>As the Supreme Court confirmed in People v. Salazar, the parties agree that this new legislation applies on appeal to Salazar's nonfinal case pursuant to the rule established in In re Estrada (1965) 63 Cal.2d 740, 745. This retroactivity principle is critical because it means the resentencing court must apply the current version of section 1170, including the lower term presumption, rather than the version in effect at the time of the original sentencing in November 2020.</w:t>
+        <w:t>The jury acquitted Salazar of kidnapping and attempted robbery but found him guilty of false imprisonment by violence or menace (Pen. Code, §§ 236, 237, subd. (a)) and infliction of corporal injury on a person with whom he had a current or former dating relationship (Pen. Code, § 273.5, subd. (a)). Salazar admitted a prior strike conviction. Id.</w:t>
       </w:r>
     </w:p>
     <w:p>
@@ -125,15 +125,15 @@
         <w:rPr>
           <w:b w:val="0"/>
         </w:rPr>
-        <w:t>The Attorney General has conceded that the record discloses that Salazar may have suffered a qualifying trauma, which would appear to meet the statute's threshold requirement for triggering the lower term presumption. This concession, referenced in the Supreme Court opinion citing People v. Frahs (2020) 9 Cal.5th 618, 638-640, significantly strengthens Salazar's position at resentencing.</w:t>
+        <w:t>At the November 2020 sentencing hearing, the court denied Salazar's Romero motion to dismiss the prior strike. The court praised Salazar's courtroom conduct, stating: "You presented yourself very well. You could not have been more respectful..." and expressed hope that he could "become the best version of yourself." However, the court denied the motion due to Salazar's "long and continuous criminal history." The court imposed the middle term of three years on the corporal injury count, doubled to six years because of the prior strike, plus a consecutive eight months for false imprisonment (one-third the middle term, doubled), for a total prison sentence of seven years and four months. The court selected the middle term "based on having heard the evidence and based on the fact that the last seven years or so, the defendant's criminal history has been drug related." Id.</w:t>
       </w:r>
     </w:p>
     <w:p>
       <w:pPr>
-        <w:pStyle w:val="Heading2"/>
+        <w:pStyle w:val="Heading1"/>
       </w:pPr>
       <w:r>
-        <w:t>III. Record Evidence Supporting the Lower Term Presumption</w:t>
+        <w:t>Discussion</w:t>
       </w:r>
     </w:p>
     <w:p>
@@ -141,7 +141,7 @@
         <w:rPr>
           <w:b w:val="0"/>
         </w:rPr>
-        <w:t>The sentencing record contains extensive evidence of Salazar's psychological, physical, and childhood trauma, all of which contributed to the commission of the offense. The defense sentencing memorandum reported that Salazar's father was an alcoholic who strictly disciplined him, and that Salazar began using alcohol, marijuana, and cocaine at age 13, with frequent use of psychedelic drugs including LSD from ages 13 to 20.</w:t>
+        <w:t>The Supreme Court applied the standard from People v. Gutierrez (2014) 58 Cal.4th 1354, which provides that when a sentencing court was not aware of the full scope of its discretionary powers at the time of sentencing, "the appropriate remedy is to remand for resentencing unless the record 'clearly indicate[s]' that the trial court would have reached the same conclusion 'even if it had been aware that it had such discretion.'" Gutierrez, at p. 1391, quoted in People v. Salazar (2023) 315 Cal. Rptr. 3d 295.</w:t>
       </w:r>
     </w:p>
     <w:p>
@@ -149,7 +149,7 @@
         <w:rPr>
           <w:b w:val="0"/>
         </w:rPr>
-        <w:t>The Ventura County Behavior Health Client Assessment Form from December 2011 is particularly significant. This form documents that Salazar reported his father was physically abusive beginning at age five. He reported visual hallucinations since childhood, and the form states that Salazar has symptoms of posttraumatic stress disorder (PTSD), including flashbacks of rapes and physical assaults when in prison. The form further notes symptoms of attention deficit hyperactivity disorder (ADHD) that 'were likely related to trauma in childhood.'</w:t>
+        <w:t>The Court rejected the Court of Appeal's reliance on the Watson standard (People v. Watson (1956) 46 Cal.2d 818, 836), holding that Watson "does not properly take into consideration the 'more speculative inquiry' of what choice the court is likely to make in the first instance." Salazar, supra, 315 Cal. Rptr. 3d 295, quoting In re F.M. (2023) 14 Cal.5th 701, 716. The Court emphasized that "when the applicable law governing the defendant's sentence has substantively changed after sentencing, it is almost always speculative for a reviewing court to say what the sentencing court would have done if it had known the scope of its discretionary powers at the time of sentencing." Salazar, supra.</w:t>
       </w:r>
     </w:p>
     <w:p>
@@ -157,7 +157,7 @@
         <w:rPr>
           <w:b w:val="0"/>
         </w:rPr>
-        <w:t>Salazar's psychiatric history further supports the trauma nexus. In November 2009, at age 36, Salazar was admitted to the Ventura County Psychiatric Unit after attempting to kill himself, expressing paranoid beliefs that his mother's boyfriend was trying to kill him, and disclosing a history of self-harm and suicidal ideations. A subsequent adult services assessment in December 2009 confirmed paranoid ideation and hallucinations.</w:t>
+        <w:t>The Court explained that under former Penal Code section 1170, the sentencing court had "sound discretion" to weigh aggravating and mitigating circumstances and impose any of the three terms. Under the new law, however, the court "shall order imposition of the lower term" when a defendant has experienced qualifying trauma that was a contributing factor to the offense, "unless the court finds that the aggravating circumstances outweigh the mitigating circumstances [so] that imposition of the lower term would be contrary to the interests of justice." Pen. Code, § 1170, subd. (b)(6). The Court characterized this as a "dramatically restrains" discretion and a "marked departure" from the prior law. Salazar, supra.</w:t>
       </w:r>
     </w:p>
     <w:p>
@@ -165,7 +165,7 @@
         <w:rPr>
           <w:b w:val="0"/>
         </w:rPr>
-        <w:t>The December 2011 client assessment form concluded that Salazar meets the criteria for schizoaffective disorder, major depressive disorder, and dysthymic disorder. This diagnosis built upon a prior diagnosis of schizoaffective disorder, depressed type, from May 2010. Additionally, the defense memorandum noted that Salazar's mother and sister were diagnosed with bipolar disorder and his father was diagnosed with paranoid schizophrenia, indicating a significant family history of mental illness compounded by childhood trauma.</w:t>
+        <w:t>The Attorney General first argued that Salazar's "long and continuous criminal history," including six additional offenses after the present case, and the aggravated facts of the crime clearly indicated the court would have imposed the same sentence. The Court rejected this, noting that while the offenses were "certainly abhorrent," the sentencing court did not even mention the nature of the crime as part of its sentencing determination. The Court's reference to "20 hours" was made in connection with the section 654 stay request, not in determining which term to impose. The Court further noted that the Court of Appeal's characterization of the offenses as "aggravated, sadistic" and "akin to torture" was the appellate court substituting its own view for that of the sentencing court. Salazar, supra.</w:t>
       </w:r>
     </w:p>
     <w:p>
@@ -173,15 +173,7 @@
         <w:rPr>
           <w:b w:val="0"/>
         </w:rPr>
-        <w:t>The temporal and causal connection between Salazar's trauma and the offense is supported by the record. During the offense, Salazar ingested five lines of methamphetamine, exhibited paranoid behavior including accusing the victim of stealing his motorcycle despite evidence to the contrary, and displayed patterns of substance abuse that began in childhood as a response to his traumatic upbringing.</w:t>
-      </w:r>
-    </w:p>
-    <w:p>
-      <w:pPr>
-        <w:pStyle w:val="Heading2"/>
-      </w:pPr>
-      <w:r>
-        <w:t>IV. The Gutierrez Standard and Remand for Resentencing</w:t>
+        <w:t>The Attorney General argued the denial of the Romero motion was a clear indication of the court's intent. The Court rejected this, explaining that a Romero motion requires a "different legal standard with a different presumption" than Penal Code section 1170. The Three Strikes law establishes a "strong presumption" in favor of a harsher sentence, while section 1170 creates a presumption in favor of a more lenient sentence. The Court quoted People v. Bell (2020) 47 Cal.App.5th 153, 200: "We cannot speculate from the court's statements and decision as to one sentencing issue to divine what the court would have done if it had broadened discretion on another sentencing issue." Salazar, supra.</w:t>
       </w:r>
     </w:p>
     <w:p>
@@ -189,7 +181,7 @@
         <w:rPr>
           <w:b w:val="0"/>
         </w:rPr>
-        <w:t>The Supreme Court applied the framework from People v. Gutierrez (2014) 58 Cal.4th 1354 to determine the appropriate remedy. Under Gutierrez, when a sentencing court was not aware of the full scope of its discretionary powers at the time of sentencing, 'the appropriate remedy is to remand for resentencing unless the record clearly indicates that the trial court would have reached the same conclusion even if it had been aware that it had such discretion.' (Gutierrez, at p. 1391.)</w:t>
+        <w:t>The Attorney General also pointed to the imposition of consecutive sentences as a clear indication. The Court rejected this, noting the sentencing court was focused on whether the conduct was continuous (for section 654 purposes) rather than on the interests of justice standard under section 1170. The Court further noted that there is no requirement that a court find aggravating circumstances to impose consecutive sentences (People v. Black (2007) 41 Cal.4th 799, 822), whereas under section 1170, the court must make a specific finding that aggravating circumstances outweigh mitigating circumstances to depart from the lower term. The court here did not specifically articulate any aggravating circumstances when imposing consecutive terms. Salazar, supra.</w:t>
       </w:r>
     </w:p>
     <w:p>
@@ -197,7 +189,7 @@
         <w:rPr>
           <w:b w:val="0"/>
         </w:rPr>
-        <w:t>The Supreme Court found no clear indication in the record that the sentencing court would have imposed the same sentence had it been aware of the scope of its discretionary powers under the current section 1170. This finding is significant because it means the Court of Appeal erred in concluding otherwise, and the resentencing court must approach the case with a fresh perspective on its sentencing discretion.</w:t>
+        <w:t>The Court emphasized several mitigating factors the sentencing court had noted. First, the court found that "a lot" of Salazar's criminal history "is drug related, and a lot of it may be because of suffering from your father's death, and then I think it was a couple years later, your mother's death." Second, the court praised Salazar's courtroom conduct. Third, the court was "hopeful that once this is done, that you can become the best version of yourself." Fourth, the court noted "it seems to me like you have more that you could offer." Fifth, the court selected the middle term rather than the upper term, which the dissent noted "impliedly found the aggravating factors were not sufficient to warrant imposition of the high term." Salazar, supra, quoting People v. Salazar (2022) 80 Cal.App.5th 453, 466 (dis. opn. of Tangeman, J.).</w:t>
       </w:r>
     </w:p>
     <w:p>
@@ -205,7 +197,15 @@
         <w:rPr>
           <w:b w:val="0"/>
         </w:rPr>
-        <w:t>While the sentencing court denied Salazar's request to dismiss the prior strike conviction under People v. Superior Court (Romero) (1996) 13 Cal.4th 497, the court also praised Salazar's courtroom conduct, stating: 'You presented yourself very well. You could not have been more respectful, both to your counsel and to [the prosecutor] and to me and to the jury.' The court expressed hope that Salazar could 'become the best' once the proceedings concluded.</w:t>
+        <w:t>The Court also distinguished its decision in People v. Flores (2020) 9 Cal.5th 371, where it found a clear indication. In Flores, the sentencing court stated the defendant "fall[s] into the category of the worst of the worst offenders thereby deserving the ultimate sentence of death" and that it was " 'just[ ]' " for the defendant to receive a death sentence. The Court noted the present case does not involve a death sentence and the sentencing court's comments are "not at all comparable" to those in Flores. Salazar, supra.</w:t>
+      </w:r>
+    </w:p>
+    <w:p>
+      <w:pPr>
+        <w:pStyle w:val="Heading1"/>
+      </w:pPr>
+      <w:r>
+        <w:t>Conclusion</w:t>
       </w:r>
     </w:p>
     <w:p>
@@ -213,111 +213,7 @@
         <w:rPr>
           <w:b w:val="0"/>
         </w:rPr>
-        <w:t>This language suggests the sentencing court viewed Salazar favorably and may have been sympathetic to mitigation evidence had it been aware of the full scope of its discretion under Senate Bill 567. The absence of any explicit rejection of the mitigating factors related to Salazar's trauma history further supports the conclusion that the resentencing court should give serious consideration to the lower term presumption.</w:t>
-      </w:r>
-    </w:p>
-    <w:p>
-      <w:pPr>
-        <w:pStyle w:val="Heading2"/>
-      </w:pPr>
-      <w:r>
-        <w:t>V. Aggravating and Mitigating Factors for Resentencing</w:t>
-      </w:r>
-    </w:p>
-    <w:p>
-      <w:r>
-        <w:rPr>
-          <w:b w:val="0"/>
-        </w:rPr>
-        <w:t>The resentencing court will weigh aggravating and mitigating circumstances under the framework of Penal Code section 1170, subdivision (b)(6). The mitigating factors strongly favor imposition of the lower term. These include: (1) Salazar's childhood trauma, including physical abuse by his father beginning at age five; (2) his extensive psychiatric history, including diagnoses of schizoaffective disorder, major depressive disorder, and dysthymic disorder; (3) his history of PTSD with flashbacks of prison assaults; (4) ADHD symptoms related to childhood trauma; (5) his substance abuse history beginning at age 13 as a coping mechanism for trauma; and (6) the Attorney General's concession that the record discloses a qualifying trauma.</w:t>
-      </w:r>
-    </w:p>
-    <w:p>
-      <w:r>
-        <w:rPr>
-          <w:b w:val="0"/>
-        </w:rPr>
-        <w:t>The aggravating factors include Salazar's prior criminal history, which the prosecution's statement in aggravation details as including: a misdemeanor conviction for assault with a deadly weapon in 1997 (Pen. Code, § 245); a conviction for battery on a spouse in 1998 (Pen. Code, § 243, subd. (e)); a misdemeanor conviction for inflicting injury on a spouse in 1998 (Pen. Code, § 273.5, subd. (a)); a conviction for possessing a stolen vehicle in 2009 (Pen. Code, § 496d, subd. (a)); a conviction for battery in 2009 (Pen. Code, § 242); and two convictions for evading police with willful disregard for safety in 2012 and 2014 (Pen. Code, § 2800.2, subd. (a)).</w:t>
-      </w:r>
-    </w:p>
-    <w:p>
-      <w:r>
-        <w:rPr>
-          <w:b w:val="0"/>
-        </w:rPr>
-        <w:t>Additionally, the prosecution noted that after Salazar's arrest for the present case, six new cases were filed against him, and he has been committed to the Department of Corrections and Rehabilitation 11 times since 2001. The nature of the present offenses involving sustained violence against a former dating partner over an extended period also constitutes a significant aggravating factor.</w:t>
-      </w:r>
-    </w:p>
-    <w:p>
-      <w:r>
-        <w:rPr>
-          <w:b w:val="0"/>
-        </w:rPr>
-        <w:t>At resentencing, the defense should emphasize that the mitigating factors directly related to the offense particularly the childhood trauma and resulting psychological conditions must be weighed heavily under the new statutory framework. The fact that the jury acquitted Salazar of kidnapping and attempted robbery suggests the offenses, while serious, were not as severe as originally charged, which may influence the court's assessment of whether the lower term would serve the interests of justice.</w:t>
-      </w:r>
-    </w:p>
-    <w:p>
-      <w:pPr>
-        <w:pStyle w:val="Heading2"/>
-      </w:pPr>
-      <w:r>
-        <w:t>VI. Strategic Recommendations for Resentencing Hearing</w:t>
-      </w:r>
-    </w:p>
-    <w:p>
-      <w:r>
-        <w:rPr>
-          <w:b w:val="0"/>
-        </w:rPr>
-        <w:t>First, defense counsel should obtain a current psychological or psychiatric evaluation of Salazar. The existing evaluations from 2009 and 2011 document significant mental health conditions, but an updated evaluation would allow the court to assess Salazar's current mental state and provide a professional opinion linking his childhood trauma and psychological conditions to the commission of the offense. This is critical for satisfying the statutory requirement that the trauma 'contributed to the offense.' (Pen. Code, § 1170, subd. (b)(6).)</w:t>
-      </w:r>
-    </w:p>
-    <w:p>
-      <w:r>
-        <w:rPr>
-          <w:b w:val="0"/>
-        </w:rPr>
-        <w:t>Second, the defense should prepare a comprehensive sentencing memorandum that explicitly connects each element of Salazar's trauma history to the circumstances of the offense. The memorandum should highlight the Attorney General's concession that the record discloses a qualifying trauma and emphasize that the Supreme Court found no clear indication that the sentencing court would have imposed the same sentence under the current statutory framework.</w:t>
-      </w:r>
-    </w:p>
-    <w:p>
-      <w:r>
-        <w:rPr>
-          <w:b w:val="0"/>
-        </w:rPr>
-        <w:t>Third, defense counsel should proactively address the aggravating factors rather than leaving them unchallenged. For each prior conviction, counsel should provide context such as the role of substance abuse and mental health conditions and argue that the mitigating circumstances outweigh the aggravating circumstances such that the lower term would not be contrary to the interests of justice.</w:t>
-      </w:r>
-    </w:p>
-    <w:p>
-      <w:r>
-        <w:rPr>
-          <w:b w:val="0"/>
-        </w:rPr>
-        <w:t>Fourth, counsel should consider presenting live testimony from Salazar and potentially from family members or treatment providers who can speak to his trauma history and rehabilitation efforts. The sentencing court's prior praise of Salazar's courtroom conduct suggests that personal testimony could be persuasive.</w:t>
-      </w:r>
-    </w:p>
-    <w:p>
-      <w:r>
-        <w:rPr>
-          <w:b w:val="0"/>
-        </w:rPr>
-        <w:t>Finally, counsel should be prepared to argue in the alternative. If the court is inclined to impose a middle term, counsel should argue for the low end of the middle term and for concurrent rather than consecutive sentencing on the multiple counts. The goal is to secure the most favorable sentence possible given the totality of the circumstances and the new statutory framework.</w:t>
-      </w:r>
-    </w:p>
-    <w:p>
-      <w:pPr>
-        <w:pStyle w:val="Heading2"/>
-      </w:pPr>
-      <w:r>
-        <w:t>VII. Conclusion</w:t>
-      </w:r>
-    </w:p>
-    <w:p>
-      <w:r>
-        <w:rPr>
-          <w:b w:val="0"/>
-        </w:rPr>
-        <w:t>The California Supreme Court's decision in People v. Salazar establishes that the case must be remanded for resentencing under the current version of Penal Code section 1170, including the lower term presumption created by Senate Bill 567. The Attorney General has conceded that the record discloses a qualifying trauma, and the Supreme Court found no clear indication that the sentencing court would have imposed the same sentence had it been aware of its full discretionary powers. The extensive evidence of Salazar's childhood trauma, psychological conditions, and their connection to the offense strongly supports imposition of the lower term. Defense counsel should present a well-documented case at the resentencing hearing, emphasizing the statutory framework, the Attorney General's concession, and the Supreme Court's ruling, while proactively addressing the aggravating factors in the record.</w:t>
+        <w:t>The California Supreme Court concluded that under the Gutierrez standard, the record does not clearly indicate that the sentencing court would have imposed the same middle term sentence if it had been aware of the scope of its discretionary powers under Penal Code section 1170 as amended by Senate Bill 567. The Court reversed the Court of Appeal's judgment and remanded with instructions to remand to the superior court for resentencing. The Court expressly stated it "express[es] no view as to how the court should resolve that question" on remand. People v. Salazar (2023) 315 Cal. Rptr. 3d 295.</w:t>
       </w:r>
     </w:p>
     <w:sectPr>
